--- a/en/scientists/CV/Word/Allahverdiyev_Aladdin_CV_EN.docx
+++ b/en/scientists/CV/Word/Allahverdiyev_Aladdin_CV_EN.docx
@@ -377,7 +377,7 @@
           <w:sz w:val="21"/>
           <w:szCs w:val="21"/>
         </w:rPr>
-        <w:t>Aladdin Allahverdiyev is described as a professor and doctor. The CV lists him as a department head at the Fonon Research Institute of the USSR Ministry of the Electronics Industry; as professor, department head, dean, vice-rector, and first vice-rector at the Moscow State Academy of Business Administration; and as professor, head of education-quality, and deputy vice-rector at National Research University MIET. He is a graduate of the Faculty of Mechanics and Mathematics of Lomonosov Moscow State University and of its postgraduate program. The CV states more than 450 works, inventions, monographs, and textbooks, supervision of 7 candidates of sciences, and more than 60 talks, including 12 invited plenary lectures.</w:t>
+        <w:t>Aladdin Allahverdiyev is a professor and doctor. Positions include a department head at the Fonon Research Institute of the USSR Ministry of the Electronics Industry; as professor, department head, dean, vice-rector, and first vice-rector at the Moscow State Academy of Business Administration; and as professor, head of education-quality, and deputy vice-rector at National Research University MIET. He is a graduate of the Faculty of Mechanics and Mathematics of Lomonosov Moscow State University and of its postgraduate program. Published more than 450 works, inventions, monographs, and textbooks; supervised 7 candidates of sciences; delivered more than 60 talks, including 12 invited plenary lectures.</w:t>
       </w:r>
     </w:p>
     <w:p>
@@ -1362,7 +1362,7 @@
                 <w:sz w:val="21"/>
                 <w:szCs w:val="21"/>
               </w:rPr>
-              <w:t>CV</w:t>
+              <w:t>Self-reported</w:t>
             </w:r>
           </w:p>
         </w:tc>
@@ -1466,7 +1466,7 @@
                 <w:sz w:val="21"/>
                 <w:szCs w:val="21"/>
               </w:rPr>
-              <w:t>CV</w:t>
+              <w:t>Self-reported</w:t>
             </w:r>
           </w:p>
         </w:tc>
